--- a/AI大模型在财务场景的应用/项目4_范例_v8.docx
+++ b/AI大模型在财务场景的应用/项目4_范例_v8.docx
@@ -170,7 +170,7 @@
           <w:b w:val="0"/>
           <w:sz w:val="24"/>
         </w:rPr>
-        <w:t>校园文化节前一周，某高校学生社团“星空读书会”忙得不可开交。社长小林把一周的票据整理成一叠，准备到学院财务处报销：打印店的海报费收据、文具店的彩带小票、超市买来的矿泉水和零食小票，还有一张打印店开具的增值税发票。</w:t>
+        <w:t>校园文化节前一周，某高校学生社团“星空读书会”忙得不可开交。社长李想想把一周的票据整理成一叠，准备到学院财务处报销：打印店的海报费收据、文具店的彩带小票、超市买来的矿泉水和零食小票，还有一张打印店开具的增值税发票。</w:t>
       </w:r>
     </w:p>
     <w:p>
@@ -180,7 +180,7 @@
           <w:b w:val="0"/>
           <w:sz w:val="24"/>
         </w:rPr>
-        <w:t>财务老师看了一眼，只收下了其中一张，并且说：“超市小票没有学院的抬头，不能报；收据要换成发票，发票的抬头要写学院的全称和税号。”小林有点懵：这些钱都是社团花的，为什么有的能报，有的不能报？</w:t>
+        <w:t>财务老师看了一眼，只收下了其中一张，并且说：“超市小票没有学院的抬头，不能报；收据要换成发票，发票的抬头要写学院的全称和税号。”小何有点懵：这些钱都是社团花的，为什么有的能报，有的不能报？</w:t>
       </w:r>
     </w:p>
     <w:p>
@@ -3688,7 +3688,7 @@
           <w:b w:val="0"/>
           <w:sz w:val="24"/>
         </w:rPr>
-        <w:t>小林把社团的票据按照表4-1和表4-2重新检查，分成四类，并写明理由：</w:t>
+        <w:t>小何把社团的票据按照表4-1和表4-2重新检查，分成四类，并写明理由：</w:t>
       </w:r>
     </w:p>
     <w:p>
@@ -4161,7 +4161,7 @@
           <w:b w:val="0"/>
           <w:sz w:val="24"/>
         </w:rPr>
-        <w:t>小林明白了：不是“花了钱就能报”，而是“票据能证明这笔钱的用途和归属，才能报”。她还意识到，为了让财务老师顺利审核，以后采购时应当先问清楚对方能否开具学院抬头的发票。</w:t>
+        <w:t>小何明白了：不是“花了钱就能报”，而是“票据能证明这笔钱的用途和归属，才能报”。她还意识到，为了让财务老师顺利审核，以后采购时应当先问清楚对方能否开具学院抬头的发票。</w:t>
       </w:r>
     </w:p>
     <w:p>
@@ -5236,7 +5236,7 @@
                 <w:b w:val="0"/>
                 <w:sz w:val="24"/>
               </w:rPr>
-              <w:t>小林第一次用大模型识别票据时，觉得结果“看起来很对”，于是直接填进了报销单。后来财务老师核对原票才发现，税号少了一位。老师没有批评他，只是请他把原票、识别结果和报销单并排放在一起，逐字核对。小林说：“模型读得快，我就以为它读得准。”</w:t>
+              <w:t>小何第一次用大模型识别票据时，觉得结果“看起来很对”，于是直接填进了报销单。后来财务老师核对原票才发现，税号少了一位。老师没有批评他，只是请他把原票、识别结果和报销单并排放在一起，逐字核对。小何说：“模型读得快，我就以为它读得准。”</w:t>
             </w:r>
           </w:p>
           <w:p>
@@ -5657,7 +5657,7 @@
           <w:b w:val="0"/>
           <w:sz w:val="24"/>
         </w:rPr>
-        <w:t>学期末，星空读书会要报销一批活动物资：横幅的打印费、音响的租赁费、茶歇的饮品费，还有几张零散的小票。社长小林把材料交给财务老师，老师没有急着点头，而是拿出一张检查清单，逐项核对，最后指出了三处需要补充的地方：一张发票的抬头少了学院全称，一笔租赁费缺少合同复印件，茶歇的人数与报销单上的数字对不上。</w:t>
+        <w:t>学期末，星空读书会要报销一批活动物资：横幅的打印费、音响的租赁费、茶歇的饮品费，还有几张零散的小票。社长李想想把材料交给财务老师，老师没有急着点头，而是拿出一张检查清单，逐项核对，最后指出了三处需要补充的地方：一张发票的抬头少了学院全称，一笔租赁费缺少合同复印件，茶歇的人数与报销单上的数字对不上。</w:t>
       </w:r>
     </w:p>
     <w:p>
@@ -5667,7 +5667,7 @@
           <w:b w:val="0"/>
           <w:sz w:val="24"/>
         </w:rPr>
-        <w:t>小林这才意识到，报销审核不是“看一眼票据金额”那么简单，而是按照一张清单，把每一项要求逐条过一遍。</w:t>
+        <w:t>小何这才意识到，报销审核不是“看一眼票据金额”那么简单，而是按照一张清单，把每一项要求逐条过一遍。</w:t>
       </w:r>
     </w:p>
     <w:p>
@@ -9145,7 +9145,7 @@
           <w:b w:val="0"/>
           <w:sz w:val="24"/>
         </w:rPr>
-        <w:t>小林按照表4-7重新整理材料，把三处问题写进备注：发票抬头需要更正，租赁费需要补充合同，茶歇人数要与报销单核对。她把修改后的材料交回财务老师，老师这次很快通过了审核。</w:t>
+        <w:t>小何按照表4-7重新整理材料，把三处问题写进备注：发票抬头需要更正，租赁费需要补充合同，茶歇人数要与报销单核对。她把修改后的材料交回财务老师，老师这次很快通过了审核。</w:t>
       </w:r>
     </w:p>
     <w:p>
@@ -9189,7 +9189,7 @@
           <w:b w:val="0"/>
           <w:sz w:val="24"/>
         </w:rPr>
-        <w:t>两个案例的结果也说明了一件事：审核之后的沟通同样重要。小林的材料之所以能顺利通过，是因为财务老师给出的退回意见具体、有依据，小林知道该补什么、找谁补。孙悦的问题之所以能被妥善解决，是因为他没有把疑点直接定性，而是先请报销人说明情况。审核工作既要守住规则，也要给出可以执行的路径。</w:t>
+        <w:t>两个案例的结果也说明了一件事：审核之后的沟通同样重要。小何的材料之所以能顺利通过，是因为财务老师给出的退回意见具体、有依据，小何知道该补什么、找谁补。孙悦的问题之所以能被妥善解决，是因为他没有把疑点直接定性，而是先请报销人说明情况。审核工作既要守住规则，也要给出可以执行的路径。</w:t>
       </w:r>
     </w:p>
     <w:p>
@@ -9766,7 +9766,7 @@
           <w:b w:val="0"/>
           <w:sz w:val="24"/>
         </w:rPr>
-        <w:t>星空读书会在学期末组织了一次阅读分享活动，活动中购买了打印材料、茶歇和场地布置用品。学生会财务部把6张票据和活动方案交给社团干事小林，请她整理一份报销单。小林把材料交给大模型，几秒钟后，报销单就生成了：每一行看起来都很整齐，合计金额也有了。但她没有直接提交，因为她发现，报销单合计为961.50元，而票据加起来只有949.50元；还有一张餐饮小票被写成了“会议费”。</w:t>
+        <w:t>星空读书会在学期末组织了一次阅读分享活动，活动中购买了打印材料、茶歇和场地布置用品。学生会财务部把6张票据和活动方案交给社团干事小何，请她整理一份报销单。小何把材料交给大模型，几秒钟后，报销单就生成了：每一行看起来都很整齐，合计金额也有了。但她没有直接提交，因为她发现，报销单合计为961.50元，而票据加起来只有949.50元；还有一张餐饮小票被写成了“会议费”。</w:t>
       </w:r>
     </w:p>
     <w:p>
@@ -12315,7 +12315,7 @@
           <w:b w:val="0"/>
           <w:sz w:val="24"/>
         </w:rPr>
-        <w:t>小林没有直接提交报销单。她按照表4-10和表4-11逐项核对，删除了重复录入的一张12元小票，把餐饮小票标注为“待补开发票”，并把报销人和事由留给社团成员自己填写。最终的报销单合计为949.50元，与票据金额完全一致，每一个数字都能在原件中找到依据。</w:t>
+        <w:t>小何没有直接提交报销单。她按照表4-10和表4-11逐项核对，删除了重复录入的一张12元小票，把餐饮小票标注为“待补开发票”，并把报销人和事由留给社团成员自己填写。最终的报销单合计为949.50元，与票据金额完全一致，每一个数字都能在原件中找到依据。</w:t>
       </w:r>
     </w:p>
     <w:p>

--- a/AI大模型在财务场景的应用/项目4_范例_v8.docx
+++ b/AI大模型在财务场景的应用/项目4_范例_v8.docx
@@ -14572,7 +14572,7 @@
       <w:ind w:firstLine="480"/>
     </w:pPr>
     <w:rPr>
-      <w:rFonts w:ascii="Times New Roman" w:hAnsi="Times New Roman" w:cs="Times New Roman" w:eastAsia="宋体"/>
+      <w:rFonts w:ascii="Times New Roman" w:hAnsi="Times New Roman" w:eastAsia="宋体" w:cs="Times New Roman"/>
       <w:b w:val="0"/>
       <w:sz w:val="24"/>
     </w:rPr>
@@ -14638,11 +14638,10 @@
       <w:outlineLvl w:val="0"/>
     </w:pPr>
     <w:rPr>
-      <w:rFonts w:asciiTheme="majorHAnsi" w:eastAsiaTheme="majorEastAsia" w:hAnsiTheme="majorHAnsi" w:cstheme="majorBidi" w:ascii="Times New Roman" w:hAnsi="Times New Roman" w:cs="Times New Roman" w:eastAsia="黑体"/>
+      <w:rFonts w:asciiTheme="majorHAnsi" w:eastAsiaTheme="majorEastAsia" w:hAnsiTheme="majorHAnsi" w:cstheme="majorBidi" w:ascii="Times New Roman" w:hAnsi="Times New Roman" w:eastAsia="黑体" w:cs="Times New Roman"/>
       <w:b/>
       <w:bCs/>
       <w:i w:val="0"/>
-      <w:color w:val="365F91" w:themeColor="accent1" w:themeShade="BF"/>
       <w:sz w:val="32"/>
       <w:szCs w:val="28"/>
     </w:rPr>
@@ -14665,11 +14664,10 @@
       <w:outlineLvl w:val="1"/>
     </w:pPr>
     <w:rPr>
-      <w:rFonts w:asciiTheme="majorHAnsi" w:eastAsiaTheme="majorEastAsia" w:hAnsiTheme="majorHAnsi" w:cstheme="majorBidi" w:ascii="Times New Roman" w:hAnsi="Times New Roman" w:cs="Times New Roman" w:eastAsia="黑体"/>
+      <w:rFonts w:asciiTheme="majorHAnsi" w:eastAsiaTheme="majorEastAsia" w:hAnsiTheme="majorHAnsi" w:cstheme="majorBidi" w:ascii="Times New Roman" w:hAnsi="Times New Roman" w:eastAsia="黑体" w:cs="Times New Roman"/>
       <w:b/>
       <w:bCs/>
       <w:i w:val="0"/>
-      <w:color w:val="4F81BD" w:themeColor="accent1"/>
       <w:sz w:val="28"/>
       <w:szCs w:val="26"/>
     </w:rPr>
@@ -14692,11 +14690,10 @@
       <w:outlineLvl w:val="2"/>
     </w:pPr>
     <w:rPr>
-      <w:rFonts w:asciiTheme="majorHAnsi" w:eastAsiaTheme="majorEastAsia" w:hAnsiTheme="majorHAnsi" w:cstheme="majorBidi" w:ascii="Times New Roman" w:hAnsi="Times New Roman" w:cs="Times New Roman" w:eastAsia="黑体"/>
+      <w:rFonts w:asciiTheme="majorHAnsi" w:eastAsiaTheme="majorEastAsia" w:hAnsiTheme="majorHAnsi" w:cstheme="majorBidi" w:ascii="Times New Roman" w:hAnsi="Times New Roman" w:eastAsia="黑体" w:cs="Times New Roman"/>
       <w:b/>
       <w:bCs/>
       <w:i w:val="0"/>
-      <w:color w:val="4F81BD" w:themeColor="accent1"/>
       <w:sz w:val="24"/>
     </w:rPr>
   </w:style>

--- a/AI大模型在财务场景的应用/项目4_范例_v8.docx
+++ b/AI大模型在财务场景的应用/项目4_范例_v8.docx
@@ -5691,7 +5691,7 @@
           <w:b w:val="0"/>
           <w:sz w:val="24"/>
         </w:rPr>
-        <w:t>实习生孙悦在青禾文具公司的财务部，经理交给他一沓差旅报销单，让他按照公司的报销制度先审一遍。孙悦打开制度文件，发现里面有十几条规定：报销单是否有部门负责人签字、住宿费是否超过公司标准、出差日期是否与票据一致、同一笔费用是否重复报销……他一条条对照，逐一打勾，最后发现两张票据的日期不在出差期间内。</w:t>
+        <w:t>实习生孙悦在青禾文具公司的财务部，经理交给她一沓差旅报销单，让她按照公司的报销制度先审一遍。孙悦打开制度文件，发现里面有十几条规定：报销单是否有部门负责人签字、住宿费是否超过公司标准、出差日期是否与票据一致、同一笔费用是否重复报销……她一条条对照，逐一打勾，最后发现两张票据的日期不在出差期间内。</w:t>
       </w:r>
     </w:p>
     <w:p>
@@ -9189,7 +9189,7 @@
           <w:b w:val="0"/>
           <w:sz w:val="24"/>
         </w:rPr>
-        <w:t>两个案例的结果也说明了一件事：审核之后的沟通同样重要。小何的材料之所以能顺利通过，是因为财务老师给出的退回意见具体、有依据，小何知道该补什么、找谁补。孙悦的问题之所以能被妥善解决，是因为他没有把疑点直接定性，而是先请报销人说明情况。审核工作既要守住规则，也要给出可以执行的路径。</w:t>
+        <w:t>两个案例的结果也说明了一件事：审核之后的沟通同样重要。小何的材料之所以能顺利通过，是因为财务老师给出的退回意见具体、有依据，小何知道该补什么、找谁补。孙悦的问题之所以能被妥善解决，是因为她没有把疑点直接定性，而是先请报销人说明情况。审核工作既要守住规则，也要给出可以执行的路径。</w:t>
       </w:r>
     </w:p>
     <w:p>
